--- a/docs/NapLoop_Project_Bible_v0.5.docx
+++ b/docs/NapLoop_Project_Bible_v0.5.docx
@@ -693,7 +693,7 @@
           </w:tcPr>
           <w:p>
             <w:r>
-              <w:t>0.4</w:t>
+              <w:t>0.5</w:t>
             </w:r>
           </w:p>
         </w:tc>
@@ -829,7 +829,7 @@
           </w:tcPr>
           <w:p>
             <w:r>
-              <w:t>Loop + Destination + search + Delayed Arrival</w:t>
+              <w:t>Loop + Destination + search + Still Asleep + navigation handoff; Meet Halfway behind MEET_HALFWAY_ENABLED</w:t>
             </w:r>
           </w:p>
         </w:tc>
@@ -871,7 +871,7 @@
           </w:tcPr>
           <w:p>
             <w:r>
-              <w:t>Still Asleep shell + spur cleanup + Meet Halfway staging</w:t>
+              <w:t>Short-spur cleanup (A3). The Still Asleep shell and navigation capability layer are delivered; Meet Halfway is staged behind a flag.</w:t>
             </w:r>
           </w:p>
         </w:tc>
@@ -1051,7 +1051,7 @@
         <w:widowControl/>
       </w:pPr>
       <w:r>
-        <w:t>1. Reorganize the mobile shell around three parent jobs: Still Asleep, Plan a drive, and Meet up.</w:t>
+        <w:t>1. DELIVERED: the mobile shell is reorganized around three parent jobs — Still Asleep, Plan a drive, Meet up.</w:t>
       </w:r>
     </w:p>
     <w:p>
@@ -1071,7 +1071,7 @@
         <w:widowControl/>
       </w:pPr>
       <w:r>
-        <w:t>3. Add a navigation-provider handoff layer so destination routes can use a preferred app while multi-point routes fall back only to providers that can preserve them.</w:t>
+        <w:t>3. DELIVERED: a navigation-provider handoff layer. Note the corrected scope in section 15 — only Google Maps can carry shaping waypoints, and no provider reproduces our path or duration.</w:t>
       </w:r>
     </w:p>
     <w:p>
@@ -1564,7 +1564,7 @@
           </w:tcPr>
           <w:p>
             <w:r>
-              <w:t>CURRENT: delivered. Still Asleep is now a top-level job and the default landing view, working on a cold launch with no history. The recency window is ~6 hours with a 24-hour ceiling for explicitly saved places, held in configuration rather than UI logic. The old contextual card was deleted rather than kept alongside. The 7-day window is gone.</w:t>
+              <w:t>CURRENT: delivered. Still Asleep is now a top-level job and the default landing view, working on a cold launch with no history. A searched destination counts as recent for ~6 hours, configurable, with a 24-hour hard ceiling. Explicitly saved places do not expire at all and always rank above a recent search. Held in configuration rather than UI logic. The old contextual card was deleted rather than kept alongside. The 7-day window is gone.</w:t>
             </w:r>
           </w:p>
         </w:tc>
@@ -3597,13 +3597,13 @@
     <w:p>
       <w:pPr/>
       <w:r>
-        <w:t>Target choices should include Home and other explicitly saved locations. A recent route/search destination may appear as an additional target only while it is genuinely recent; it must never replace or silently override saved targets.</w:t>
+        <w:t>Target choices should include Home and other explicitly saved locations. PARTIAL: the data model and target builder support many saved places and order them ahead of any recent search, but the UI still exposes only a single Home and the saved_places table has no endpoints. Model support is not a finished user flow. A recent route/search destination may appear as an additional target only while it is genuinely recent; it must never replace or silently override saved targets.</w:t>
       </w:r>
     </w:p>
     <w:p>
       <w:pPr/>
       <w:r>
-        <w:t>HYPOTHESIS, NOW IMPLEMENTED AND UNDER TEST: a route/search destination counts as recent for a configurable window, currently six hours, never beyond 24 hours unless the user saved it. Saved places always rank above a recent search; a recent search is appended, never substituted. This replaces the earlier seven-day quick-action-memory hypothesis for default Still Asleep suggestions.</w:t>
+        <w:t>HYPOTHESIS, NOW IMPLEMENTED AND UNDER TEST: a searched destination counts as recent for a configurable window, currently six hours, with a 24-hour hard ceiling. Explicitly saved places are not subject to recency at all. Saved places always rank above a recent search; a recent search is appended, never substituted. This replaces the earlier seven-day quick-action-memory hypothesis for default Still Asleep suggestions.</w:t>
       </w:r>
     </w:p>
     <w:p>
@@ -7337,7 +7337,7 @@
     <w:p>
       <w:pPr/>
       <w:r>
-        <w:t>Near-term capability assumptions to verify at implementation time: Google Maps is the primary multi-waypoint handoff; Apple Maps is a strong iOS multi-stop option; Waze is suitable for direct destinations and Meet Halfway but should not be trusted to preserve arbitrary multi-anchor NapLoop routes. GPX/exact-route export for apps such as Sygic/OsmAnd is a later escape hatch.</w:t>
+        <w:t>Capability facts, verified 11 September 2026 and no longer assumptions: Google Maps is the only multi-waypoint handoff. CORRECTED IN v0.5 — Apple Maps is NOT an iOS multi-stop handoff option; its URL scheme carries only saddr and daddr, so the app's in-app multi-stop feature cannot be reached from a link. Waze is destination-only and suits Meet Halfway venues, not shaped NapLoop routes. GPX/exact-route export for apps such as Sygic/OsmAnd is a later escape hatch.</w:t>
       </w:r>
     </w:p>
     <w:p>
@@ -14086,7 +14086,7 @@
           </w:tcPr>
           <w:p>
             <w:r>
-              <w:t>I want to continue developing NapLoop, a mobile-first parent route planner. Treat NapLoop Project Bible v0.4 as canonical and inspect the current repository before changing code. The live routing primitives are Loop Mode and Destination Mode with TomTom-backed search/routing and a delayed-arrival capability. Duration accuracy is reasonably good, but exact shaping waypoints can produce awkward turn-arounds and tiny out-and-back spurs.</w:t>
+              <w:t>I want to continue developing NapLoop, a mobile-first parent route planner. SUPERSEDED PROMPT — retained for history. It requests Track A items 1, 2, 3, 4 and 6, which are delivered; only item 5, short-spur cleanup, remains outstanding. Do not reissue it unedited. Treat NapLoop Project Bible v0.5 as canonical and inspect the current repository before changing code. The live routing primitives are Loop Mode and Destination Mode with TomTom-backed search/routing and a delayed-arrival capability. Duration accuracy is reasonably good, but exact shaping waypoints can produce awkward turn-arounds and tiny out-and-back spurs.</w:t>
               <w:br/>
               <w:br/>
               <w:t>The next phase has two parallel tracks.</w:t>
@@ -14748,6 +14748,45 @@
           <w:i w:val="0"/>
         </w:rPr>
         <w:t xml:space="preserve">UNCHANGED — there is still no database migration tool. create_all() adds missing tables but never missing columns, so the next schema change will fail at runtime rather than at deploy. Alembic before real users.</w:t>
+      </w:r>
+    </w:p>
+    <w:p>
+      <w:pPr>
+        <w:keepLines w:val="0"/>
+        <w:spacing w:after="100"/>
+        <w:widowControl/>
+      </w:pPr>
+      <w:r>
+        <w:rPr>
+          <w:i w:val="0"/>
+        </w:rPr>
+        <w:t xml:space="preserve">CORRECTED (second pass, after external review) — the forward-looking sections were left asking for delivered work. Section 1 priorities, the version snapshot, section 12 capability assumptions and the section 22 handover prompt have been updated. Anyone reusing the prompt unedited would have rebuilt the shell and the handoff layer.</w:t>
+      </w:r>
+    </w:p>
+    <w:p>
+      <w:pPr>
+        <w:keepLines w:val="0"/>
+        <w:spacing w:after="100"/>
+        <w:widowControl/>
+      </w:pPr>
+      <w:r>
+        <w:rPr>
+          <w:i w:val="0"/>
+        </w:rPr>
+        <w:t xml:space="preserve">CORRECTED (second pass) — recency was stated two different ways. Section 3 implied saved places expire after 24 hours; sections 6 and the handover implied they never expire. The implementation never expires a saved place: the 24-hour ceiling applies to searched destinations. Both sections now say so identically.</w:t>
+      </w:r>
+    </w:p>
+    <w:p>
+      <w:pPr>
+        <w:keepLines w:val="0"/>
+        <w:spacing w:after="100"/>
+        <w:widowControl/>
+      </w:pPr>
+      <w:r>
+        <w:rPr>
+          <w:i w:val="0"/>
+        </w:rPr>
+        <w:t xml:space="preserve">CORRECTED (second pass) — “preserve the route” overstated the handoff guarantee. No navigation provider reproduces our path or our duration; every one recalculates between the points it is handed. What the capability layer protects is the shaping waypoints that make the drive the right length. The code field was renamed from preserves_route to keeps_waypoints and the user-facing wording narrowed to match.</w:t>
       </w:r>
     </w:p>
     <w:sectPr>
